--- a/LLDD/word/Jobs/LLDD-BE-Job-5-ImportImpactSaleFromIAS.docx
+++ b/LLDD/word/Jobs/LLDD-BE-Job-5-ImportImpactSaleFromIAS.docx
@@ -1583,7 +1583,16 @@
         <w:t>@Cron</w:t>
       </w:r>
       <w:r>
-        <w:t xml:space="preserve">) · ทุก job ถูกบันทึกลง </w:t>
+        <w:t xml:space="preserve">) — </w:t>
+      </w:r>
+      <w:r>
+        <w:rPr>
+          <w:b/>
+        </w:rPr>
+        <w:t>ยกเว้น job ที่เป็น event-driven (ดูหัวข้อ Config Schema ของ job นั้น) ซึ่งห้ามตั้ง schedule</w:t>
+      </w:r>
+      <w:r>
+        <w:t xml:space="preserve"> · ทุก job ถูกบันทึกลง </w:t>
       </w:r>
       <w:r>
         <w:rPr>
@@ -8357,7 +8366,7 @@
                 <w:rFonts w:ascii="Arial" w:hAnsi="Arial" w:eastAsia="Arial" w:cs="Tahoma"/>
                 <w:sz w:val="18"/>
               </w:rPr>
-              <w:t>ไม่มีตาราง job_run_histories แล้ว · ไฟล์/ACK ดูที่ sgi_interface_transactions</w:t>
+              <w:t>ไม่มีตาราง job_run_histories แล้ว · ผลการรับส่งไฟล์/ข้อความดูที่ sgi_interface_transactions</w:t>
             </w:r>
           </w:p>
         </w:tc>
@@ -8968,16 +8977,34 @@
         <w:t>publishMessage</w:t>
       </w:r>
       <w:r>
-        <w:t xml:space="preserve"> เป็น fire-and-forget ไม่มี publisher confirm/outbox — งานที่ต้องการ </w:t>
+        <w:t xml:space="preserve"> เป็น fire-and-forget </w:t>
       </w:r>
       <w:r>
         <w:rPr>
           <w:b/>
         </w:rPr>
-        <w:t>transactional outbox + ACK</w:t>
+        <w:t>ไม่มี publisher confirm และไม่มี outbox</w:t>
       </w:r>
       <w:r>
-        <w:t xml:space="preserve"> (Job 6) ต้องสร้างกลไกเพิ่ม ไม่ใช่ reuse ตรง ๆ (4) ยังไม่มี entity/ตาราง </w:t>
+        <w:t xml:space="preserve"> — งานที่ต้องการ </w:t>
+      </w:r>
+      <w:r>
+        <w:rPr>
+          <w:b/>
+        </w:rPr>
+        <w:t>transactional outbox + publisher confirm</w:t>
+      </w:r>
+      <w:r>
+        <w:t xml:space="preserve"> (Job 6 · และ </w:t>
+      </w:r>
+      <w:r>
+        <w:rPr>
+          <w:rFonts w:ascii="Courier New" w:hAnsi="Courier New" w:eastAsia="Courier New" w:cs="Tahoma"/>
+        </w:rPr>
+        <w:t>sgi_reflow</w:t>
+      </w:r>
+      <w:r>
+        <w:t xml:space="preserve"> ฝั่ง BE) ต้องสร้างกลไกเพิ่มเอง ไม่ใช่ reuse ได้เลย · ⚠️ ไม่มี ACK ระดับธุรกิจให้รอ (มติ 2026-09-08 ข้อ 2.13) (4) ยังไม่มี entity/ตาราง </w:t>
       </w:r>
       <w:r>
         <w:rPr>
@@ -12730,7 +12757,7 @@
         <w:br/>
         <w:t>-- [W] sgi_interface_transactions : tracking: data_name=IMPACT_STORE_SALES · direction=IN · status=COMPLETED (ขารับกลับของรอบที่ Job 4 ส่งออก) · typed FK = sales_summary_id</w:t>
         <w:br/>
-        <w:t>-- TODO: บันทึก ACK ระดับ record ของไฟล์ interface (แทน job_run_histories ที่ยกเลิกไปแล้ว)</w:t>
+        <w:t>-- บันทึกผลการรับส่งระดับ record ของ interface (แทน job_run_histories ที่ยกเลิกไปแล้ว)</w:t>
         <w:br/>
         <w:t>INSERT INTO sgi_interface_transactions</w:t>
         <w:br/>

--- a/LLDD/word/Jobs/LLDD-BE-Job-5-ImportImpactSaleFromIAS.docx
+++ b/LLDD/word/Jobs/LLDD-BE-Job-5-ImportImpactSaleFromIAS.docx
@@ -823,7 +823,7 @@
                 <w:rFonts w:ascii="Arial" w:hAnsi="Arial" w:eastAsia="Arial" w:cs="Tahoma"/>
                 <w:sz w:val="18"/>
               </w:rPr>
-              <w:t xml:space="preserve">รับยอดขายจาก IAS + คำนวณ Growth: ถูก </w:t>
+              <w:t xml:space="preserve">รับยอดขายจาก IAS + คำนวณ Growth: </w:t>
             </w:r>
             <w:r>
               <w:rPr>
@@ -831,28 +831,28 @@
                 <w:b/>
                 <w:sz w:val="18"/>
               </w:rPr>
-              <w:t>สั่งให้ทำงานโดย `srm-sps-spsap-store-consumer`</w:t>
-            </w:r>
-            <w:r>
-              <w:rPr>
-                <w:rFonts w:ascii="Arial" w:hAnsi="Arial" w:eastAsia="Arial" w:cs="Tahoma"/>
-                <w:sz w:val="18"/>
-              </w:rPr>
-              <w:t xml:space="preserve"> (มติ 2026-09-08) — EAI ส่งข้อความเข้า RabbitMQ ว่าไฟล์ตอบกลับ AMS06001I พร้อมแล้ว consumer อ่าน config จาก S3 แล้ว SubmitJob มาที่ job นี้พร้อม </w:t>
+              <w:t>consume คิวของ EAI เองใน `srm-sps-spsap-sop-sgi-batch`</w:t>
+            </w:r>
+            <w:r>
+              <w:rPr>
+                <w:rFonts w:ascii="Arial" w:hAnsi="Arial" w:eastAsia="Arial" w:cs="Tahoma"/>
+                <w:sz w:val="18"/>
+              </w:rPr>
+              <w:t xml:space="preserve"> (มติ 2026-09-12 — ตัด repo </w:t>
             </w:r>
             <w:r>
               <w:rPr>
                 <w:rFonts w:ascii="Courier New" w:hAnsi="Courier New" w:eastAsia="Courier New" w:cs="Tahoma"/>
                 <w:sz w:val="18"/>
               </w:rPr>
-              <w:t>INPUT</w:t>
-            </w:r>
-            <w:r>
-              <w:rPr>
-                <w:rFonts w:ascii="Arial" w:hAnsi="Arial" w:eastAsia="Arial" w:cs="Tahoma"/>
-                <w:sz w:val="18"/>
-              </w:rPr>
-              <w:t xml:space="preserve"> ที่มี </w:t>
+              <w:t>store-consumer</w:t>
+            </w:r>
+            <w:r>
+              <w:rPr>
+                <w:rFonts w:ascii="Arial" w:hAnsi="Arial" w:eastAsia="Arial" w:cs="Tahoma"/>
+                <w:sz w:val="18"/>
+              </w:rPr>
+              <w:t xml:space="preserve"> ออกจากขอบเขต) — EAI ส่งข้อความเข้า RabbitMQ ว่าไฟล์ตอบกลับ AMS06001I พร้อมแล้ว · job อ่าน </w:t>
             </w:r>
             <w:r>
               <w:rPr>
@@ -880,7 +880,7 @@
                 <w:rFonts w:ascii="Arial" w:hAnsi="Arial" w:eastAsia="Arial" w:cs="Tahoma"/>
                 <w:sz w:val="18"/>
               </w:rPr>
-              <w:t xml:space="preserve"> · job </w:t>
+              <w:t xml:space="preserve"> จาก envelope แล้ว </w:t>
             </w:r>
             <w:r>
               <w:rPr>
@@ -888,14 +888,43 @@
                 <w:b/>
                 <w:sz w:val="18"/>
               </w:rPr>
-              <w:t>ดาวน์โหลดไฟล์จาก S3 URI ที่ได้รับเอง</w:t>
-            </w:r>
-            <w:r>
-              <w:rPr>
-                <w:rFonts w:ascii="Arial" w:hAnsi="Arial" w:eastAsia="Arial" w:cs="Tahoma"/>
-                <w:sz w:val="18"/>
-              </w:rPr>
-              <w:t xml:space="preserve"> (consumer ไม่ดาวน์โหลดให้) · ไม่ใช่ cron ที่ไปไล่หาไฟล์เองอีกต่อไป · แทนการรับผ่าน SFTP ตามมติ 2026-08-24 บันทึกยอดขายรายวันลง sgi_sales_transactions คำนวณ sales_diff และ outlier ในหน้าต่าง 4 ช่วง × 15 วันรอบวันเปิดร้านใหม่ แล้วกำหนด sales_status = Y / N จาก growth_rate_diff</w:t>
+              <w:t>ดาวน์โหลดไฟล์จาก S3 URI เอง</w:t>
+            </w:r>
+            <w:r>
+              <w:rPr>
+                <w:rFonts w:ascii="Arial" w:hAnsi="Arial" w:eastAsia="Arial" w:cs="Tahoma"/>
+                <w:sz w:val="18"/>
+              </w:rPr>
+              <w:t xml:space="preserve"> · ⚠️ repo ปลายทางมีแต่ </w:t>
+            </w:r>
+            <w:r>
+              <w:rPr>
+                <w:rFonts w:ascii="Courier New" w:hAnsi="Courier New" w:eastAsia="Courier New" w:cs="Tahoma"/>
+                <w:sz w:val="18"/>
+              </w:rPr>
+              <w:t>publishMessage</w:t>
+            </w:r>
+            <w:r>
+              <w:rPr>
+                <w:rFonts w:ascii="Arial" w:hAnsi="Arial" w:eastAsia="Arial" w:cs="Tahoma"/>
+                <w:sz w:val="18"/>
+              </w:rPr>
+              <w:t xml:space="preserve"> </w:t>
+            </w:r>
+            <w:r>
+              <w:rPr>
+                <w:rFonts w:ascii="Arial" w:hAnsi="Arial" w:eastAsia="Arial" w:cs="Tahoma"/>
+                <w:b/>
+                <w:sz w:val="18"/>
+              </w:rPr>
+              <w:t>ยังไม่มี consumer</w:t>
+            </w:r>
+            <w:r>
+              <w:rPr>
+                <w:rFonts w:ascii="Arial" w:hAnsi="Arial" w:eastAsia="Arial" w:cs="Tahoma"/>
+                <w:sz w:val="18"/>
+              </w:rPr>
+              <w:t xml:space="preserve"> ต้องสร้างใหม่ · cron เป็น safety net · แทนการรับผ่าน SFTP ตามมติ 2026-08-24 บันทึกยอดขายรายวันลง sgi_sales_transactions คำนวณ sales_diff และ outlier ในหน้าต่าง 4 ช่วง × 15 วันรอบวันเปิดร้านใหม่ แล้วกำหนด sales_status = Y / N จาก growth_rate_diff</w:t>
             </w:r>
           </w:p>
         </w:tc>
@@ -1970,7 +1999,7 @@
                 <w:rFonts w:ascii="Arial" w:hAnsi="Arial" w:eastAsia="Arial" w:cs="Tahoma"/>
                 <w:sz w:val="18"/>
               </w:rPr>
-              <w:t>ข้อความจาก EAI ผ่าน srm-sps-spsap-store-consumer</w:t>
+              <w:t>ข้อความจาก EAI ผ่าน RabbitMQ (job consume เอง)</w:t>
             </w:r>
           </w:p>
         </w:tc>
@@ -2020,7 +2049,7 @@
                 <w:rFonts w:ascii="Arial" w:hAnsi="Arial" w:eastAsia="Arial" w:cs="Tahoma"/>
                 <w:sz w:val="18"/>
               </w:rPr>
-              <w:t xml:space="preserve">มติ 2026-09-08 — consumer bind คิวของ SGI แล้ว SubmitJob มาที่ job นี้ · cron เดิม 30 16 7-16 * * เก็บไว้เป็น </w:t>
+              <w:t xml:space="preserve">มติ 2026-09-12 — job bind คิวเองใน sop-sgi-batch (ตัด repo store-consumer ออก) · cron เดิม 30 16 7-16 * * เก็บไว้เป็น </w:t>
             </w:r>
             <w:r>
               <w:rPr>
@@ -4172,7 +4201,25 @@
     <w:p/>
     <w:p>
       <w:r>
-        <w:t>Line ranges refer to the legacy Java implementation under /Users/bank_mac/gosoft/java/SBP/fcsJar. Use these ranges to preserve business behavior while implementing the target Node job.</w:t>
+        <w:t xml:space="preserve">Line ranges refer to the legacy Java implementation under </w:t>
+      </w:r>
+      <w:r>
+        <w:rPr>
+          <w:rFonts w:ascii="Courier New" w:hAnsi="Courier New" w:eastAsia="Courier New" w:cs="Tahoma"/>
+        </w:rPr>
+        <w:t>batchjob/fcsJar/</w:t>
+      </w:r>
+      <w:r>
+        <w:t xml:space="preserve"> (path นับจากราก </w:t>
+      </w:r>
+      <w:r>
+        <w:rPr>
+          <w:rFonts w:ascii="Courier New" w:hAnsi="Courier New" w:eastAsia="Courier New" w:cs="Tahoma"/>
+        </w:rPr>
+        <w:t>sbp-prototype/</w:t>
+      </w:r>
+      <w:r>
+        <w:t>). Use these ranges to preserve business behavior while implementing the target Node job.</w:t>
       </w:r>
     </w:p>
     <w:p>
@@ -4523,13 +4570,13 @@
           <w:rFonts w:ascii="Courier New" w:hAnsi="Courier New" w:eastAsia="Courier New" w:cs="Tahoma"/>
           <w:sz w:val="16"/>
         </w:rPr>
-        <w:t>-- bind ตามลำดับ: $1=sales_summary_id · $2=txn_date · $3=window_no · $4=sales_amount · $5=sales_diff · $6=is_outlier · $7=source_checksum · $8=total_working_days · $9=growth_rate_before · $10=growth_rate_after · $11=growth_rate_diff · $12=sales_status</w:t>
+        <w:t>-- bind ตามลำดับ: $1=sales_summary_id · $2=txn_date · $3=window_no · $4=seq · $5=sales_amount · $6=sales_diff · $7=is_outlier · $8=source_checksum · $9=total_working_days · $10=growth_rate_before · $11=growth_rate_after · $12=growth_rate_diff · $13=sales_status</w:t>
         <w:br/>
         <w:t>INSERT INTO sgi_sales_transactions</w:t>
         <w:br/>
-        <w:t xml:space="preserve">    (sales_summary_id, txn_date, window_no, sales_amount, sales_diff, is_outlier, source_checksum)</w:t>
-        <w:br/>
-        <w:t>VALUES ($1 /* sales_summary_id */, $2 /* txn_date */, $3 /* window_no */, $4 /* sales_amount */, $5 /* sales_diff */, $6 /* is_outlier */, $7 /* source_checksum */)</w:t>
+        <w:t xml:space="preserve">    (sales_summary_id, txn_date, window_no, seq, sales_amount, sales_diff, is_outlier, source_checksum)</w:t>
+        <w:br/>
+        <w:t>VALUES ($1 /* sales_summary_id */, $2 /* txn_date */, $3 /* window_no */, $4 /* seq */, $5 /* sales_amount */, $6 /* sales_diff */, $7 /* is_outlier */, $8 /* source_checksum */)</w:t>
         <w:br/>
         <w:t>ON CONFLICT (sales_summary_id, txn_date, window_no)</w:t>
         <w:br/>
@@ -4544,15 +4591,15 @@
         <w:br/>
         <w:t>UPDATE sgi_fgi_impact_sales_summaries</w:t>
         <w:br/>
-        <w:t>SET total_working_days = $8 /* total_working_days */,</w:t>
-        <w:br/>
-        <w:t xml:space="preserve">    growth_rate_before = $9 /* growth_rate_before */,</w:t>
-        <w:br/>
-        <w:t xml:space="preserve">    growth_rate_after = $10 /* growth_rate_after */,</w:t>
-        <w:br/>
-        <w:t xml:space="preserve">    growth_rate_diff = $11 /* growth_rate_diff */,</w:t>
-        <w:br/>
-        <w:t xml:space="preserve">    sales_status = $12 /* sales_status */,</w:t>
+        <w:t>SET total_working_days = $9 /* total_working_days */,</w:t>
+        <w:br/>
+        <w:t xml:space="preserve">    growth_rate_before = $10 /* growth_rate_before */,</w:t>
+        <w:br/>
+        <w:t xml:space="preserve">    growth_rate_after = $11 /* growth_rate_after */,</w:t>
+        <w:br/>
+        <w:t xml:space="preserve">    growth_rate_diff = $12 /* growth_rate_diff */,</w:t>
+        <w:br/>
+        <w:t xml:space="preserve">    sales_status = $13 /* sales_status */,</w:t>
         <w:br/>
         <w:t xml:space="preserve">    updated_at = CURRENT_TIMESTAMP</w:t>
         <w:br/>
@@ -5388,21 +5435,7 @@
                 <w:rFonts w:ascii="Arial" w:hAnsi="Arial" w:eastAsia="Arial" w:cs="Tahoma"/>
                 <w:sz w:val="18"/>
               </w:rPr>
-              <w:t xml:space="preserve"> เมื่อถูกสั่งจาก </w:t>
-            </w:r>
-            <w:r>
-              <w:rPr>
-                <w:rFonts w:ascii="Courier New" w:hAnsi="Courier New" w:eastAsia="Courier New" w:cs="Tahoma"/>
-                <w:sz w:val="18"/>
-              </w:rPr>
-              <w:t>store-consumer</w:t>
-            </w:r>
-            <w:r>
-              <w:rPr>
-                <w:rFonts w:ascii="Arial" w:hAnsi="Arial" w:eastAsia="Arial" w:cs="Tahoma"/>
-                <w:sz w:val="18"/>
-              </w:rPr>
-              <w:t xml:space="preserve"> (กรณีปกติ) · ไม่มีค่านี้ = โหมด safety-net สแกนเอง</w:t>
+              <w:t xml:space="preserve"> เมื่อมาจากข้อความในคิว (กรณีปกติ) · ไม่มีค่านี้ = โหมด safety-net สแกนเอง</w:t>
             </w:r>
           </w:p>
         </w:tc>
@@ -6381,7 +6414,7 @@
         <w:rPr>
           <w:b/>
         </w:rPr>
-        <w:t>มติ 2026-09-08 — job นี้ถูกสั่งโดย `srm-sps-spsap-store-consumer`</w:t>
+        <w:t>มติ 2026-09-12 — job นี้ consume คิวของ EAI เอง</w:t>
       </w:r>
       <w:r>
         <w:t xml:space="preserve"> · EAI ส่งข้อความเข้า RabbitMQ ว่าไฟล์พร้อมแล้ว consumer อ่าน config จาก S3 แล้ว </w:t>
@@ -6411,16 +6444,7 @@
         <w:t>job ดาวน์โหลดไฟล์จาก `urls` เอง</w:t>
       </w:r>
       <w:r>
-        <w:t xml:space="preserve"> เพราะ consumer ส่งต่อแค่ที่อยู่ ไม่ได้ดาวน์โหลดให้ (ดู </w:t>
-      </w:r>
-      <w:r>
-        <w:rPr>
-          <w:rFonts w:ascii="Courier New" w:hAnsi="Courier New" w:eastAsia="Courier New" w:cs="Tahoma"/>
-        </w:rPr>
-        <w:t>srm sps spsap store consumer</w:t>
-      </w:r>
-      <w:r>
-        <w:t xml:space="preserve"> ข้อ 5.3)</w:t>
+        <w:t xml:space="preserve"> เพราะข้อความบอกแค่ที่อยู่ไฟล์ ไม่ได้แนบไฟล์มาด้วย</w:t>
       </w:r>
     </w:p>
     <w:p>
@@ -7226,7 +7250,7 @@
                 <w:rFonts w:ascii="Arial" w:hAnsi="Arial" w:eastAsia="Arial" w:cs="Tahoma"/>
                 <w:sz w:val="18"/>
               </w:rPr>
-              <w:t xml:space="preserve">ต้องมีวันทำการครบ </w:t>
+              <w:t xml:space="preserve">🔴 </w:t>
             </w:r>
             <w:r>
               <w:rPr>
@@ -7234,49 +7258,123 @@
                 <w:b/>
                 <w:sz w:val="18"/>
               </w:rPr>
-              <w:t>60 วัน</w:t>
-            </w:r>
-            <w:r>
-              <w:rPr>
-                <w:rFonts w:ascii="Arial" w:hAnsi="Arial" w:eastAsia="Arial" w:cs="Tahoma"/>
-                <w:sz w:val="18"/>
-              </w:rPr>
-              <w:t xml:space="preserve"> จึงคำนวณ Growth ได้ (</w:t>
+              <w:t>แก้ 2026-09-13 — เดิมเอกสารเขียนกลับด้านกับโค้ดจริง</w:t>
+            </w:r>
+            <w:r>
+              <w:rPr>
+                <w:rFonts w:ascii="Arial" w:hAnsi="Arial" w:eastAsia="Arial" w:cs="Tahoma"/>
+                <w:sz w:val="18"/>
+              </w:rPr>
+              <w:t xml:space="preserve"> · ระบบเดิม </w:t>
+            </w:r>
+            <w:r>
+              <w:rPr>
+                <w:rFonts w:ascii="Arial" w:hAnsi="Arial" w:eastAsia="Arial" w:cs="Tahoma"/>
+                <w:b/>
+                <w:sz w:val="18"/>
+              </w:rPr>
+              <w:t>คำนวณ Growth ให้ทุกแถวเสมอ</w:t>
+            </w:r>
+            <w:r>
+              <w:rPr>
+                <w:rFonts w:ascii="Arial" w:hAnsi="Arial" w:eastAsia="Arial" w:cs="Tahoma"/>
+                <w:sz w:val="18"/>
+              </w:rPr>
+              <w:t xml:space="preserve"> ไม่ว่าวันจะครบ 60 หรือไม่ (</w:t>
             </w:r>
             <w:r>
               <w:rPr>
                 <w:rFonts w:ascii="Courier New" w:hAnsi="Courier New" w:eastAsia="Courier New" w:cs="Tahoma"/>
                 <w:sz w:val="18"/>
               </w:rPr>
-              <w:t>FgiConstant.TOTAL_INTERVAL_DAY = 60</w:t>
-            </w:r>
-            <w:r>
-              <w:rPr>
-                <w:rFonts w:ascii="Arial" w:hAnsi="Arial" w:eastAsia="Arial" w:cs="Tahoma"/>
-                <w:sz w:val="18"/>
-              </w:rPr>
-              <w:t xml:space="preserve">) · ไม่ครบ = </w:t>
+              <w:t>ImportJdbc.calculateGrowthRateAndTotalDiffRateImpactStoreSalesTrn</w:t>
+            </w:r>
+            <w:r>
+              <w:rPr>
+                <w:rFonts w:ascii="Arial" w:hAnsi="Arial" w:eastAsia="Arial" w:cs="Tahoma"/>
+                <w:sz w:val="18"/>
+              </w:rPr>
+              <w:t xml:space="preserve"> กรองด้วย </w:t>
             </w:r>
             <w:r>
               <w:rPr>
                 <w:rFonts w:ascii="Courier New" w:hAnsi="Courier New" w:eastAsia="Courier New" w:cs="Tahoma"/>
                 <w:sz w:val="18"/>
               </w:rPr>
-              <w:t>sales_status</w:t>
-            </w:r>
-            <w:r>
-              <w:rPr>
-                <w:rFonts w:ascii="Arial" w:hAnsi="Arial" w:eastAsia="Arial" w:cs="Tahoma"/>
-                <w:sz w:val="18"/>
-              </w:rPr>
-              <w:t xml:space="preserve"> ยังไม่เป็น </w:t>
+              <w:t>FLAG_VERIFY</w:t>
+            </w:r>
+            <w:r>
+              <w:rPr>
+                <w:rFonts w:ascii="Arial" w:hAnsi="Arial" w:eastAsia="Arial" w:cs="Tahoma"/>
+                <w:sz w:val="18"/>
+              </w:rPr>
+              <w:t xml:space="preserve"> อย่างเดียว ไม่มีเงื่อนไขจำนวนวัน) · และวันไม่ครบมักทำให้ </w:t>
             </w:r>
             <w:r>
               <w:rPr>
                 <w:rFonts w:ascii="Courier New" w:hAnsi="Courier New" w:eastAsia="Courier New" w:cs="Tahoma"/>
                 <w:sz w:val="18"/>
               </w:rPr>
-              <w:t>'Y'</w:t>
+              <w:t>growth_rate_diff</w:t>
+            </w:r>
+            <w:r>
+              <w:rPr>
+                <w:rFonts w:ascii="Arial" w:hAnsi="Arial" w:eastAsia="Arial" w:cs="Tahoma"/>
+                <w:sz w:val="18"/>
+              </w:rPr>
+              <w:t xml:space="preserve"> เป็น </w:t>
+            </w:r>
+            <w:r>
+              <w:rPr>
+                <w:rFonts w:ascii="Arial" w:hAnsi="Arial" w:eastAsia="Arial" w:cs="Tahoma"/>
+                <w:b/>
+                <w:sz w:val="18"/>
+              </w:rPr>
+              <w:t>NULL</w:t>
+            </w:r>
+            <w:r>
+              <w:rPr>
+                <w:rFonts w:ascii="Arial" w:hAnsi="Arial" w:eastAsia="Arial" w:cs="Tahoma"/>
+                <w:sz w:val="18"/>
+              </w:rPr>
+              <w:t xml:space="preserve"> ซึ่ง </w:t>
+            </w:r>
+            <w:r>
+              <w:rPr>
+                <w:rFonts w:ascii="Courier New" w:hAnsi="Courier New" w:eastAsia="Courier New" w:cs="Tahoma"/>
+                <w:sz w:val="18"/>
+              </w:rPr>
+              <w:t>NVL(GROWTH_RATE_DIFF,-1) &lt; 0</w:t>
+            </w:r>
+            <w:r>
+              <w:rPr>
+                <w:rFonts w:ascii="Arial" w:hAnsi="Arial" w:eastAsia="Arial" w:cs="Tahoma"/>
+                <w:sz w:val="18"/>
+              </w:rPr>
+              <w:t xml:space="preserve"> ตีเป็น </w:t>
+            </w:r>
+            <w:r>
+              <w:rPr>
+                <w:rFonts w:ascii="Arial" w:hAnsi="Arial" w:eastAsia="Arial" w:cs="Tahoma"/>
+                <w:b/>
+                <w:sz w:val="18"/>
+              </w:rPr>
+              <w:t>`'Y'`</w:t>
+            </w:r>
+            <w:r>
+              <w:rPr>
+                <w:rFonts w:ascii="Arial" w:hAnsi="Arial" w:eastAsia="Arial" w:cs="Tahoma"/>
+                <w:sz w:val="18"/>
+              </w:rPr>
+              <w:t xml:space="preserve"> — </w:t>
+            </w:r>
+            <w:r>
+              <w:rPr>
+                <w:rFonts w:ascii="Arial" w:hAnsi="Arial" w:eastAsia="Arial" w:cs="Tahoma"/>
+                <w:b/>
+                <w:sz w:val="18"/>
+              </w:rPr>
+              <w:t>ตรงข้ามกับที่เอกสารเดิมเขียนว่า "ไม่ครบ = ยังไม่เป็น Y"</w:t>
             </w:r>
           </w:p>
         </w:tc>
@@ -7298,10 +7396,17 @@
             </w:r>
             <w:r>
               <w:rPr>
-                <w:rFonts w:ascii="Arial" w:hAnsi="Arial" w:eastAsia="Arial" w:cs="Tahoma"/>
-                <w:sz w:val="18"/>
-              </w:rPr>
-              <w:t xml:space="preserve">ยอดไม่ครบ 60 วัน คือที่มาของ </w:t>
+                <w:rFonts w:ascii="Courier New" w:hAnsi="Courier New" w:eastAsia="Courier New" w:cs="Tahoma"/>
+                <w:sz w:val="18"/>
+              </w:rPr>
+              <w:t>pre-accept</w:t>
+            </w:r>
+            <w:r>
+              <w:rPr>
+                <w:rFonts w:ascii="Arial" w:hAnsi="Arial" w:eastAsia="Arial" w:cs="Tahoma"/>
+                <w:sz w:val="18"/>
+              </w:rPr>
+              <w:t xml:space="preserve"> </w:t>
             </w:r>
             <w:r>
               <w:rPr>
@@ -7309,14 +7414,113 @@
                 <w:b/>
                 <w:sz w:val="18"/>
               </w:rPr>
-              <w:t>แถวแดง "ยอดขายไม่ครบ 60 วัน"</w:t>
-            </w:r>
-            <w:r>
-              <w:rPr>
-                <w:rFonts w:ascii="Arial" w:hAnsi="Arial" w:eastAsia="Arial" w:cs="Tahoma"/>
-                <w:sz w:val="18"/>
-              </w:rPr>
-              <w:t xml:space="preserve"> บนหน้ารายการ — ต้องคำนวณจากที่นี่ ไม่ใช่จากหน้าจอ</w:t>
+              <w:t>ไม่ใช่คอลัมน์ที่เก็บ</w:t>
+            </w:r>
+            <w:r>
+              <w:rPr>
+                <w:rFonts w:ascii="Arial" w:hAnsi="Arial" w:eastAsia="Arial" w:cs="Tahoma"/>
+                <w:sz w:val="18"/>
+              </w:rPr>
+              <w:t xml:space="preserve"> — ปลายทางคำนวณเองจาก </w:t>
+            </w:r>
+            <w:r>
+              <w:rPr>
+                <w:rFonts w:ascii="Courier New" w:hAnsi="Courier New" w:eastAsia="Courier New" w:cs="Tahoma"/>
+                <w:sz w:val="18"/>
+              </w:rPr>
+              <w:t>total_working_day != 60 OR growth_rate_diff IS NULL</w:t>
+            </w:r>
+            <w:r>
+              <w:rPr>
+                <w:rFonts w:ascii="Arial" w:hAnsi="Arial" w:eastAsia="Arial" w:cs="Tahoma"/>
+                <w:sz w:val="18"/>
+              </w:rPr>
+              <w:t xml:space="preserve"> (</w:t>
+            </w:r>
+            <w:r>
+              <w:rPr>
+                <w:rFonts w:ascii="Courier New" w:hAnsi="Courier New" w:eastAsia="Courier New" w:cs="Tahoma"/>
+                <w:sz w:val="18"/>
+              </w:rPr>
+              <w:t>ExportJdbc.java:968</w:t>
+            </w:r>
+            <w:r>
+              <w:rPr>
+                <w:rFonts w:ascii="Arial" w:hAnsi="Arial" w:eastAsia="Arial" w:cs="Tahoma"/>
+                <w:sz w:val="18"/>
+              </w:rPr>
+              <w:t xml:space="preserve">) · Job 5 มีหน้าที่บันทึก </w:t>
+            </w:r>
+            <w:r>
+              <w:rPr>
+                <w:rFonts w:ascii="Courier New" w:hAnsi="Courier New" w:eastAsia="Courier New" w:cs="Tahoma"/>
+                <w:sz w:val="18"/>
+              </w:rPr>
+              <w:t>total_working_days</w:t>
+            </w:r>
+            <w:r>
+              <w:rPr>
+                <w:rFonts w:ascii="Arial" w:hAnsi="Arial" w:eastAsia="Arial" w:cs="Tahoma"/>
+                <w:sz w:val="18"/>
+              </w:rPr>
+              <w:t xml:space="preserve"> ให้ตรงความจริงเท่านั้น · ⚠️ ระบบเดิมใช้ </w:t>
+            </w:r>
+            <w:r>
+              <w:rPr>
+                <w:rFonts w:ascii="Courier New" w:hAnsi="Courier New" w:eastAsia="Courier New" w:cs="Tahoma"/>
+                <w:sz w:val="18"/>
+              </w:rPr>
+              <w:t>!=</w:t>
+            </w:r>
+            <w:r>
+              <w:rPr>
+                <w:rFonts w:ascii="Arial" w:hAnsi="Arial" w:eastAsia="Arial" w:cs="Tahoma"/>
+                <w:sz w:val="18"/>
+              </w:rPr>
+              <w:t xml:space="preserve"> ไม่ใช่ </w:t>
+            </w:r>
+            <w:r>
+              <w:rPr>
+                <w:rFonts w:ascii="Courier New" w:hAnsi="Courier New" w:eastAsia="Courier New" w:cs="Tahoma"/>
+                <w:sz w:val="18"/>
+              </w:rPr>
+              <w:t>&lt;</w:t>
+            </w:r>
+            <w:r>
+              <w:rPr>
+                <w:rFonts w:ascii="Arial" w:hAnsi="Arial" w:eastAsia="Arial" w:cs="Tahoma"/>
+                <w:sz w:val="18"/>
+              </w:rPr>
+              <w:t xml:space="preserve"> — ข้อมูล</w:t>
+            </w:r>
+            <w:r>
+              <w:rPr>
+                <w:rFonts w:ascii="Arial" w:hAnsi="Arial" w:eastAsia="Arial" w:cs="Tahoma"/>
+                <w:b/>
+                <w:sz w:val="18"/>
+              </w:rPr>
+              <w:t>เกิน</w:t>
+            </w:r>
+            <w:r>
+              <w:rPr>
+                <w:rFonts w:ascii="Arial" w:hAnsi="Arial" w:eastAsia="Arial" w:cs="Tahoma"/>
+                <w:sz w:val="18"/>
+              </w:rPr>
+              <w:t xml:space="preserve"> 60 วันก็เข้า pre-accept ด้วย ขณะที่หน้าจอรายการใช้ </w:t>
+            </w:r>
+            <w:r>
+              <w:rPr>
+                <w:rFonts w:ascii="Courier New" w:hAnsi="Courier New" w:eastAsia="Courier New" w:cs="Tahoma"/>
+                <w:sz w:val="18"/>
+              </w:rPr>
+              <w:t>&lt; 60</w:t>
+            </w:r>
+            <w:r>
+              <w:rPr>
+                <w:rFonts w:ascii="Arial" w:hAnsi="Arial" w:eastAsia="Arial" w:cs="Tahoma"/>
+                <w:sz w:val="18"/>
+              </w:rPr>
+              <w:t xml:space="preserve"> ตีแถวแดง (สองกติกานี้ไม่ตรงกันมาแต่เดิม)</w:t>
             </w:r>
           </w:p>
         </w:tc>
@@ -7760,6 +7964,20 @@
                 <w:rFonts w:ascii="Courier New" w:hAnsi="Courier New" w:eastAsia="Courier New" w:cs="Tahoma"/>
                 <w:sz w:val="18"/>
               </w:rPr>
+              <w:t>P</w:t>
+            </w:r>
+            <w:r>
+              <w:rPr>
+                <w:rFonts w:ascii="Arial" w:hAnsi="Arial" w:eastAsia="Arial" w:cs="Tahoma"/>
+                <w:sz w:val="18"/>
+              </w:rPr>
+              <w:t xml:space="preserve"> = ส่งคำขอแล้วรอผล (Job 4 ตั้ง) · </w:t>
+            </w:r>
+            <w:r>
+              <w:rPr>
+                <w:rFonts w:ascii="Courier New" w:hAnsi="Courier New" w:eastAsia="Courier New" w:cs="Tahoma"/>
+                <w:sz w:val="18"/>
+              </w:rPr>
               <w:t>Y</w:t>
             </w:r>
             <w:r>
@@ -7767,7 +7985,7 @@
                 <w:rFonts w:ascii="Arial" w:hAnsi="Arial" w:eastAsia="Arial" w:cs="Tahoma"/>
                 <w:sz w:val="18"/>
               </w:rPr>
-              <w:t xml:space="preserve"> = คำนวณแล้ว · </w:t>
+              <w:t xml:space="preserve"> = เข้าเกณฑ์ชดเชย · </w:t>
             </w:r>
             <w:r>
               <w:rPr>
@@ -7827,7 +8045,429 @@
                 <w:rFonts w:ascii="Arial" w:hAnsi="Arial" w:eastAsia="Arial" w:cs="Tahoma"/>
                 <w:sz w:val="18"/>
               </w:rPr>
-              <w:t xml:space="preserve"> ใน DDL</w:t>
+              <w:t xml:space="preserve"> ใน DDL · Job 5 แตะเฉพาะแถวที่เป็น </w:t>
+            </w:r>
+            <w:r>
+              <w:rPr>
+                <w:rFonts w:ascii="Courier New" w:hAnsi="Courier New" w:eastAsia="Courier New" w:cs="Tahoma"/>
+                <w:sz w:val="18"/>
+              </w:rPr>
+              <w:t>'P'</w:t>
+            </w:r>
+            <w:r>
+              <w:rPr>
+                <w:rFonts w:ascii="Arial" w:hAnsi="Arial" w:eastAsia="Arial" w:cs="Tahoma"/>
+                <w:sz w:val="18"/>
+              </w:rPr>
+              <w:t xml:space="preserve"> เท่านั้น (กันทับผลที่คนแก้ไปแล้ว)</w:t>
+            </w:r>
+          </w:p>
+        </w:tc>
+      </w:tr>
+      <w:tr>
+        <w:trPr>
+          <w:cantSplit/>
+        </w:trPr>
+        <w:tc>
+          <w:tcPr>
+            <w:tcW w:type="dxa" w:w="3360"/>
+            <w:vAlign w:val="center"/>
+          </w:tcPr>
+          <w:p>
+            <w:pPr>
+              <w:keepLines/>
+              <w:spacing w:after="0"/>
+            </w:pPr>
+            <w:r>
+              <w:rPr>
+                <w:rFonts w:ascii="Arial" w:hAnsi="Arial" w:eastAsia="Arial" w:cs="Tahoma"/>
+                <w:sz w:val="18"/>
+              </w:rPr>
+            </w:r>
+            <w:r>
+              <w:rPr>
+                <w:rFonts w:ascii="Courier New" w:hAnsi="Courier New" w:eastAsia="Courier New" w:cs="Tahoma"/>
+                <w:sz w:val="18"/>
+              </w:rPr>
+              <w:t>sales_diff</w:t>
+            </w:r>
+            <w:r>
+              <w:rPr>
+                <w:rFonts w:ascii="Arial" w:hAnsi="Arial" w:eastAsia="Arial" w:cs="Tahoma"/>
+                <w:sz w:val="18"/>
+              </w:rPr>
+              <w:t xml:space="preserve"> ของแถวรายวัน</w:t>
+            </w:r>
+          </w:p>
+        </w:tc>
+        <w:tc>
+          <w:tcPr>
+            <w:tcW w:type="dxa" w:w="3360"/>
+            <w:vAlign w:val="center"/>
+          </w:tcPr>
+          <w:p>
+            <w:pPr>
+              <w:keepLines/>
+              <w:spacing w:after="0"/>
+            </w:pPr>
+            <w:r>
+              <w:rPr>
+                <w:rFonts w:ascii="Arial" w:hAnsi="Arial" w:eastAsia="Arial" w:cs="Tahoma"/>
+                <w:sz w:val="18"/>
+              </w:rPr>
+            </w:r>
+            <w:r>
+              <w:rPr>
+                <w:rFonts w:ascii="Arial" w:hAnsi="Arial" w:eastAsia="Arial" w:cs="Tahoma"/>
+                <w:b/>
+                <w:sz w:val="18"/>
+              </w:rPr>
+              <w:t>เปอร์เซ็นต์</w:t>
+            </w:r>
+            <w:r>
+              <w:rPr>
+                <w:rFonts w:ascii="Arial" w:hAnsi="Arial" w:eastAsia="Arial" w:cs="Tahoma"/>
+                <w:sz w:val="18"/>
+              </w:rPr>
+              <w:t xml:space="preserve"> = </w:t>
+            </w:r>
+            <w:r>
+              <w:rPr>
+                <w:rFonts w:ascii="Arial" w:hAnsi="Arial" w:eastAsia="Arial" w:cs="Tahoma"/>
+                <w:color w:val="8A3324"/>
+                <w:sz w:val="18"/>
+              </w:rPr>
+              <w:t>ROUND((ยอดวันนั้น − ค่าเฉลี่ยของหน้าต่าง) / **ยอดวันนั้น** × 100)</w:t>
+            </w:r>
+          </w:p>
+        </w:tc>
+        <w:tc>
+          <w:tcPr>
+            <w:tcW w:type="dxa" w:w="3360"/>
+            <w:vAlign w:val="center"/>
+          </w:tcPr>
+          <w:p>
+            <w:pPr>
+              <w:keepLines/>
+              <w:spacing w:after="0"/>
+            </w:pPr>
+            <w:r>
+              <w:rPr>
+                <w:rFonts w:ascii="Arial" w:hAnsi="Arial" w:eastAsia="Arial" w:cs="Tahoma"/>
+                <w:sz w:val="18"/>
+              </w:rPr>
+            </w:r>
+            <w:r>
+              <w:rPr>
+                <w:rFonts w:ascii="Courier New" w:hAnsi="Courier New" w:eastAsia="Courier New" w:cs="Tahoma"/>
+                <w:sz w:val="18"/>
+              </w:rPr>
+              <w:t>ImportJdbc.java:544</w:t>
+            </w:r>
+            <w:r>
+              <w:rPr>
+                <w:rFonts w:ascii="Arial" w:hAnsi="Arial" w:eastAsia="Arial" w:cs="Tahoma"/>
+                <w:sz w:val="18"/>
+              </w:rPr>
+              <w:t xml:space="preserve"> · ⚠️ หารด้วยยอดของวันนั้นเอง ไม่ใช่หารด้วยค่าเฉลี่ย — </w:t>
+            </w:r>
+            <w:r>
+              <w:rPr>
+                <w:rFonts w:ascii="Arial" w:hAnsi="Arial" w:eastAsia="Arial" w:cs="Tahoma"/>
+                <w:b/>
+                <w:sz w:val="18"/>
+              </w:rPr>
+              <w:t>หน่วยเป็น % ไม่ใช่บาท</w:t>
+            </w:r>
+          </w:p>
+        </w:tc>
+      </w:tr>
+      <w:tr>
+        <w:trPr>
+          <w:cantSplit/>
+        </w:trPr>
+        <w:tc>
+          <w:tcPr>
+            <w:tcW w:type="dxa" w:w="3360"/>
+            <w:vAlign w:val="center"/>
+          </w:tcPr>
+          <w:p>
+            <w:pPr>
+              <w:keepLines/>
+              <w:spacing w:after="0"/>
+            </w:pPr>
+            <w:r>
+              <w:rPr>
+                <w:rFonts w:ascii="Arial" w:hAnsi="Arial" w:eastAsia="Arial" w:cs="Tahoma"/>
+                <w:sz w:val="18"/>
+              </w:rPr>
+            </w:r>
+            <w:r>
+              <w:rPr>
+                <w:rFonts w:ascii="Courier New" w:hAnsi="Courier New" w:eastAsia="Courier New" w:cs="Tahoma"/>
+                <w:sz w:val="18"/>
+              </w:rPr>
+              <w:t>is_outlier</w:t>
+            </w:r>
+          </w:p>
+        </w:tc>
+        <w:tc>
+          <w:tcPr>
+            <w:tcW w:type="dxa" w:w="3360"/>
+            <w:vAlign w:val="center"/>
+          </w:tcPr>
+          <w:p>
+            <w:pPr>
+              <w:keepLines/>
+              <w:spacing w:after="0"/>
+            </w:pPr>
+            <w:r>
+              <w:rPr>
+                <w:rFonts w:ascii="Arial" w:hAnsi="Arial" w:eastAsia="Arial" w:cs="Tahoma"/>
+                <w:sz w:val="18"/>
+              </w:rPr>
+            </w:r>
+            <w:r>
+              <w:rPr>
+                <w:rFonts w:ascii="Courier New" w:hAnsi="Courier New" w:eastAsia="Courier New" w:cs="Tahoma"/>
+                <w:sz w:val="18"/>
+              </w:rPr>
+              <w:t>|sales_diff| &gt;= 50</w:t>
+            </w:r>
+            <w:r>
+              <w:rPr>
+                <w:rFonts w:ascii="Arial" w:hAnsi="Arial" w:eastAsia="Arial" w:cs="Tahoma"/>
+                <w:sz w:val="18"/>
+              </w:rPr>
+              <w:t xml:space="preserve"> (เปอร์เซ็นต์)</w:t>
+            </w:r>
+          </w:p>
+        </w:tc>
+        <w:tc>
+          <w:tcPr>
+            <w:tcW w:type="dxa" w:w="3360"/>
+            <w:vAlign w:val="center"/>
+          </w:tcPr>
+          <w:p>
+            <w:pPr>
+              <w:keepLines/>
+              <w:spacing w:after="0"/>
+            </w:pPr>
+            <w:r>
+              <w:rPr>
+                <w:rFonts w:ascii="Arial" w:hAnsi="Arial" w:eastAsia="Arial" w:cs="Tahoma"/>
+                <w:sz w:val="18"/>
+              </w:rPr>
+            </w:r>
+            <w:r>
+              <w:rPr>
+                <w:rFonts w:ascii="Courier New" w:hAnsi="Courier New" w:eastAsia="Courier New" w:cs="Tahoma"/>
+                <w:sz w:val="18"/>
+              </w:rPr>
+              <w:t>ImportJdbc.java</w:t>
+            </w:r>
+            <w:r>
+              <w:rPr>
+                <w:rFonts w:ascii="Arial" w:hAnsi="Arial" w:eastAsia="Arial" w:cs="Tahoma"/>
+                <w:sz w:val="18"/>
+              </w:rPr>
+              <w:t xml:space="preserve"> — </w:t>
+            </w:r>
+            <w:r>
+              <w:rPr>
+                <w:rFonts w:ascii="Courier New" w:hAnsi="Courier New" w:eastAsia="Courier New" w:cs="Tahoma"/>
+                <w:sz w:val="18"/>
+              </w:rPr>
+              <w:t>CASE WHEN ABS(T.DIFF_*) &gt;= 50 THEN 1 ELSE 0 END</w:t>
+            </w:r>
+          </w:p>
+        </w:tc>
+      </w:tr>
+      <w:tr>
+        <w:trPr>
+          <w:cantSplit/>
+        </w:trPr>
+        <w:tc>
+          <w:tcPr>
+            <w:tcW w:type="dxa" w:w="3360"/>
+            <w:vAlign w:val="center"/>
+          </w:tcPr>
+          <w:p>
+            <w:pPr>
+              <w:keepLines/>
+              <w:spacing w:after="0"/>
+            </w:pPr>
+            <w:r>
+              <w:rPr>
+                <w:rFonts w:ascii="Arial" w:hAnsi="Arial" w:eastAsia="Arial" w:cs="Tahoma"/>
+                <w:sz w:val="18"/>
+              </w:rPr>
+            </w:r>
+            <w:r>
+              <w:rPr>
+                <w:rFonts w:ascii="Arial" w:hAnsi="Arial" w:eastAsia="Arial" w:cs="Tahoma"/>
+                <w:sz w:val="18"/>
+              </w:rPr>
+              <w:t>ตัวกรองจับคู่วันตอนเฉลี่ย</w:t>
+            </w:r>
+          </w:p>
+        </w:tc>
+        <w:tc>
+          <w:tcPr>
+            <w:tcW w:type="dxa" w:w="3360"/>
+            <w:vAlign w:val="center"/>
+          </w:tcPr>
+          <w:p>
+            <w:pPr>
+              <w:keepLines/>
+              <w:spacing w:after="0"/>
+            </w:pPr>
+            <w:r>
+              <w:rPr>
+                <w:rFonts w:ascii="Arial" w:hAnsi="Arial" w:eastAsia="Arial" w:cs="Tahoma"/>
+                <w:sz w:val="18"/>
+              </w:rPr>
+            </w:r>
+            <w:r>
+              <w:rPr>
+                <w:rFonts w:ascii="Arial" w:hAnsi="Arial" w:eastAsia="Arial" w:cs="Tahoma"/>
+                <w:sz w:val="18"/>
+              </w:rPr>
+              <w:t xml:space="preserve">ถ้าหน้าต่างปีก่อนกับปีนี้ </w:t>
+            </w:r>
+            <w:r>
+              <w:rPr>
+                <w:rFonts w:ascii="Arial" w:hAnsi="Arial" w:eastAsia="Arial" w:cs="Tahoma"/>
+                <w:b/>
+                <w:sz w:val="18"/>
+              </w:rPr>
+              <w:t>มี outlier ไม่เหมือนกัน</w:t>
+            </w:r>
+            <w:r>
+              <w:rPr>
+                <w:rFonts w:ascii="Arial" w:hAnsi="Arial" w:eastAsia="Arial" w:cs="Tahoma"/>
+                <w:sz w:val="18"/>
+              </w:rPr>
+              <w:t xml:space="preserve"> วันที่ธง outlier ไม่ตรงกันจะถูกแทนด้วย </w:t>
+            </w:r>
+            <w:r>
+              <w:rPr>
+                <w:rFonts w:ascii="Arial" w:hAnsi="Arial" w:eastAsia="Arial" w:cs="Tahoma"/>
+                <w:b/>
+                <w:sz w:val="18"/>
+              </w:rPr>
+              <w:t>0</w:t>
+            </w:r>
+            <w:r>
+              <w:rPr>
+                <w:rFonts w:ascii="Arial" w:hAnsi="Arial" w:eastAsia="Arial" w:cs="Tahoma"/>
+                <w:sz w:val="18"/>
+              </w:rPr>
+              <w:t xml:space="preserve"> แต่ </w:t>
+            </w:r>
+            <w:r>
+              <w:rPr>
+                <w:rFonts w:ascii="Arial" w:hAnsi="Arial" w:eastAsia="Arial" w:cs="Tahoma"/>
+                <w:b/>
+                <w:sz w:val="18"/>
+              </w:rPr>
+              <w:t>ยังนับอยู่ในตัวหาร</w:t>
+            </w:r>
+            <w:r>
+              <w:rPr>
+                <w:rFonts w:ascii="Arial" w:hAnsi="Arial" w:eastAsia="Arial" w:cs="Tahoma"/>
+                <w:sz w:val="18"/>
+              </w:rPr>
+              <w:t xml:space="preserve"> (ตัวหารคงเป็น 15)</w:t>
+            </w:r>
+          </w:p>
+        </w:tc>
+        <w:tc>
+          <w:tcPr>
+            <w:tcW w:type="dxa" w:w="3360"/>
+            <w:vAlign w:val="center"/>
+          </w:tcPr>
+          <w:p>
+            <w:pPr>
+              <w:keepLines/>
+              <w:spacing w:after="0"/>
+            </w:pPr>
+            <w:r>
+              <w:rPr>
+                <w:rFonts w:ascii="Arial" w:hAnsi="Arial" w:eastAsia="Arial" w:cs="Tahoma"/>
+                <w:sz w:val="18"/>
+              </w:rPr>
+            </w:r>
+            <w:r>
+              <w:rPr>
+                <w:rFonts w:ascii="Courier New" w:hAnsi="Courier New" w:eastAsia="Courier New" w:cs="Tahoma"/>
+                <w:sz w:val="18"/>
+              </w:rPr>
+              <w:t>ELSE 0</w:t>
+            </w:r>
+            <w:r>
+              <w:rPr>
+                <w:rFonts w:ascii="Arial" w:hAnsi="Arial" w:eastAsia="Arial" w:cs="Tahoma"/>
+                <w:sz w:val="18"/>
+              </w:rPr>
+              <w:t xml:space="preserve"> ในสูตร AVG ของเดิม — </w:t>
+            </w:r>
+            <w:r>
+              <w:rPr>
+                <w:rFonts w:ascii="Arial" w:hAnsi="Arial" w:eastAsia="Arial" w:cs="Tahoma"/>
+                <w:b/>
+                <w:sz w:val="18"/>
+              </w:rPr>
+              <w:t>ไม่ใช่การตัดวันนั้นทิ้ง</w:t>
+            </w:r>
+            <w:r>
+              <w:rPr>
+                <w:rFonts w:ascii="Arial" w:hAnsi="Arial" w:eastAsia="Arial" w:cs="Tahoma"/>
+                <w:sz w:val="18"/>
+              </w:rPr>
+              <w:t xml:space="preserve"> · เขียนเป็น </w:t>
+            </w:r>
+            <w:r>
+              <w:rPr>
+                <w:rFonts w:ascii="Courier New" w:hAnsi="Courier New" w:eastAsia="Courier New" w:cs="Tahoma"/>
+                <w:sz w:val="18"/>
+              </w:rPr>
+              <w:t>WHERE</w:t>
+            </w:r>
+            <w:r>
+              <w:rPr>
+                <w:rFonts w:ascii="Arial" w:hAnsi="Arial" w:eastAsia="Arial" w:cs="Tahoma"/>
+                <w:sz w:val="18"/>
+              </w:rPr>
+              <w:t xml:space="preserve"> แล้วผลจะต่างทันที · จับคู่ด้วย </w:t>
+            </w:r>
+            <w:r>
+              <w:rPr>
+                <w:rFonts w:ascii="Courier New" w:hAnsi="Courier New" w:eastAsia="Courier New" w:cs="Tahoma"/>
+                <w:sz w:val="18"/>
+              </w:rPr>
+              <w:t>seq</w:t>
+            </w:r>
+            <w:r>
+              <w:rPr>
+                <w:rFonts w:ascii="Arial" w:hAnsi="Arial" w:eastAsia="Arial" w:cs="Tahoma"/>
+                <w:sz w:val="18"/>
+              </w:rPr>
+              <w:t xml:space="preserve"> (ตารางเดิมเป็นตารางกว้างจึงจับคู่ได้ในแถวเดียว ตารางใหม่แคบจึงต้องมีคอลัมน์ </w:t>
+            </w:r>
+            <w:r>
+              <w:rPr>
+                <w:rFonts w:ascii="Courier New" w:hAnsi="Courier New" w:eastAsia="Courier New" w:cs="Tahoma"/>
+                <w:sz w:val="18"/>
+              </w:rPr>
+              <w:t>seq</w:t>
+            </w:r>
+            <w:r>
+              <w:rPr>
+                <w:rFonts w:ascii="Arial" w:hAnsi="Arial" w:eastAsia="Arial" w:cs="Tahoma"/>
+                <w:sz w:val="18"/>
+              </w:rPr>
+              <w:t>)</w:t>
             </w:r>
           </w:p>
         </w:tc>
@@ -9460,7 +10100,7 @@
                 <w:b/>
                 <w:sz w:val="18"/>
               </w:rPr>
-              <w:t>เพิ่ม `case 'sgi-job-5-import-impact-sale-from-ias':`</w:t>
+              <w:t>เพิ่ม `case 'sgi-import-impact-sale-from-ias':`</w:t>
             </w:r>
             <w:r>
               <w:rPr>
@@ -9677,7 +10317,7 @@
         <w:pageBreakBefore w:val="0"/>
       </w:pPr>
       <w:r>
-        <w:t>การลงทะเบียนใน `src/main.ts` (job `sgi-job-5-import-impact-sale-from-ias`)</w:t>
+        <w:t>การลงทะเบียนใน `src/main.ts` (job `sgi-import-impact-sale-from-ias`)</w:t>
       </w:r>
     </w:p>
     <w:p>
@@ -9692,7 +10332,7 @@
         </w:rPr>
         <w:t>// src/main.ts — เพิ่มเคสนี้ในสวิตช์เดิม (เรียงต่อจาก job ของ SGI ตัวก่อนหน้า)</w:t>
         <w:br/>
-        <w:t xml:space="preserve">      case 'sgi-job-5-import-impact-sale-from-ias': {</w:t>
+        <w:t xml:space="preserve">      case 'sgi-import-impact-sale-from-ias': {</w:t>
         <w:br/>
         <w:t xml:space="preserve">        const { ImportImpactSaleFromIasService } = await import('./modules/sgi/job-5-import-impact-sale-from-ias.service');</w:t>
         <w:br/>
@@ -9719,7 +10359,7 @@
         <w:rPr>
           <w:rFonts w:ascii="Courier New" w:hAnsi="Courier New" w:eastAsia="Courier New" w:cs="Tahoma"/>
         </w:rPr>
-        <w:t>StatementService.logInterfest('sgi-job-5-import-impact-sale-from-ias', input)</w:t>
+        <w:t>StatementService.logInterfest('sgi-import-impact-sale-from-ias', input)</w:t>
       </w:r>
       <w:r>
         <w:t xml:space="preserve"> ให้อยู่แล้วก่อนเข้าสวิตช์ → </w:t>
@@ -9878,7 +10518,7 @@
         <w:br/>
         <w:t xml:space="preserve">  cron: string;</w:t>
         <w:br/>
-        <w:t xml:space="preserve">  /** ตัวกระตุ้น (Trigger) — มติ 2026-09-08 — consumer bind คิวของ SGI แล้ว SubmitJob มาที่ job นี้ · cron เดิม 30 16 7-16 * * เก็บไว้เป็น **safety net** เผื่อข้อความหาย (รันแล้วไม่เจอไฟล์ใหม่ = จบทันที ไม่ error) */</w:t>
+        <w:t xml:space="preserve">  /** ตัวกระตุ้น (Trigger) — มติ 2026-09-12 — job bind คิวเองใน sop-sgi-batch (ตัด repo store-consumer ออก) · cron เดิม 30 16 7-16 * * เก็บไว้เป็น **safety net** เผื่อข้อความหาย (รันแล้วไม่เจอไฟล์ใหม่ = จบทันที ไม่ error) */</w:t>
         <w:br/>
         <w:t xml:space="preserve">  trigger: string;</w:t>
         <w:br/>
@@ -9921,7 +10561,7 @@
         <w:br/>
         <w:t xml:space="preserve">  cron = process.env.SGI_JOB5_CRON ?? '30 16 7-16 * *';</w:t>
         <w:br/>
-        <w:t xml:space="preserve">  trigger = process.env.SGI_JOB5_TRIGGER ?? 'ข้อความจาก EAI ผ่าน srm-sps-spsap-store-consumer'; // TODO: แก้ผ่าน env/config file แล้ว deploy</w:t>
+        <w:t xml:space="preserve">  trigger = process.env.SGI_JOB5_TRIGGER ?? 'ข้อความจาก EAI ผ่าน RabbitMQ (job consume เอง)'; // TODO: แก้ผ่าน env/config file แล้ว deploy</w:t>
         <w:br/>
         <w:t xml:space="preserve">  inputFile = process.env.SGI_JOB5_INPUT_FILE ?? 'AMS06001I_yyyyMMddHHmm.txt (WINDOWS-874, 4 ฟิลด์)'; // TODO: ค่าคงที่ทางธุรกิจ — เปลี่ยนต้องผ่านการอนุมัติ</w:t>
         <w:br/>
@@ -10136,7 +10776,7 @@
         <w:t xml:space="preserve">  }</w:t>
         <w:br/>
         <w:br/>
-        <w:t xml:space="preserve">  // ดาวน์โหลดไฟล์จาก S3 URI ที่ได้รับใน INPUT (store-consumer ส่งแค่ที่อยู่ · มติ 2026-09-08) แล้วอ่าน WINDOWS-874 จัดกลุ่มตามร้าน + วันเปิดร้านใหม่</w:t>
+        <w:t xml:space="preserve">  // consume ข้อความจากคิว → ได้ S3 URI → ดาวน์โหลดไฟล์เอง แล้วอ่าน WINDOWS-874 จัดกลุ่มตามร้าน + วันเปิดร้านใหม่</w:t>
         <w:br/>
         <w:t xml:space="preserve">  async step02Download(state: JobState, manager?: EntityManager): Promise&lt;void&gt; {</w:t>
         <w:br/>
@@ -10597,7 +11237,7 @@
                 <w:rFonts w:ascii="Arial" w:hAnsi="Arial" w:eastAsia="Arial" w:cs="Tahoma"/>
                 <w:sz w:val="18"/>
               </w:rPr>
-              <w:t>ดาวน์โหลดไฟล์จาก S3 URI ที่ได้รับใน INPUT (store-consumer ส่งแค่ที่อยู่ · มติ 2026-09-08) แล้วอ่าน WINDOWS-874 จัดกลุ่มตามร้าน + วันเปิดร้านใหม่</w:t>
+              <w:t>consume ข้อความจากคิว → ได้ S3 URI → ดาวน์โหลดไฟล์เอง แล้วอ่าน WINDOWS-874 จัดกลุ่มตามร้าน + วันเปิดร้านใหม่</w:t>
             </w:r>
           </w:p>
         </w:tc>
@@ -12001,13 +12641,15 @@
         <w:br/>
         <w:t xml:space="preserve">    const startedAt = Date.now();</w:t>
         <w:br/>
-        <w:t xml:space="preserve">    // TODO: state ถือ counter (read/written/skipped/rejected) และค่าจาก job5Config</w:t>
+        <w:t xml:space="preserve">    // TODO: state ถือ candidates ที่อ่านมา + counter (read/written/skipped/rejected/marked)</w:t>
+        <w:br/>
+        <w:t xml:space="preserve">    //       และค่าจาก job5Config — ทุก counter ต้องถูกอัปเดตจาก record จริง ไม่ใช่ค่าคงที่</w:t>
         <w:br/>
         <w:t xml:space="preserve">    const state = this.service.createState(ctx);</w:t>
         <w:br/>
         <w:t xml:space="preserve">    try {</w:t>
         <w:br/>
-        <w:t xml:space="preserve">      // ขั้นที่ 2: ดาวน์โหลดไฟล์จาก S3 URI ที่ได้รับใน INPUT (store-consumer ส่งแค่ที่อยู่ · มติ 2026-09-08) แล้วอ่าน WINDOWS-874 จัดกลุ่มตามร้าน + วันเปิดร้านใหม่</w:t>
+        <w:t xml:space="preserve">      // ขั้นที่ 2: consume ข้อความจากคิว → ได้ S3 URI → ดาวน์โหลดไฟล์เอง แล้วอ่าน WINDOWS-874 จัดกลุ่มตามร้าน + วันเปิดร้านใหม่ · TODO: job bind คิวเอง (มติ 2026-09-12) · ข้อความบอกแค่ที่อยู่ไฟล์</w:t>
         <w:br/>
         <w:t xml:space="preserve">      await this.service.step02Download(state);</w:t>
         <w:br/>
@@ -12190,7 +12832,13 @@
         <w:t xml:space="preserve">  constructor(@Inject('DATA_SOURCE') private readonly dataSource: DataSource) {}</w:t>
         <w:br/>
         <w:br/>
-        <w:t xml:space="preserve">  async runExclusive&lt;T&gt;(jobNo: string, fn: () =&gt; Promise&lt;T&gt;): Promise&lt;T | { status: 'SKIPPED_LOCKED' }&gt; {</w:t>
+        <w:t xml:space="preserve">  // period = งวดที่รอบนี้ทำงาน ('YYYY-MM') — เป็นส่วนหนึ่งของคีย์ล็อก ไม่ใช่แค่หมายเลข job</w:t>
+        <w:br/>
+        <w:t xml:space="preserve">  // (เจอจริง 2026-09-09: ล็อกด้วย jobNo อย่างเดียว = คนละงวดก็รันพร้อมกันไม่ได้</w:t>
+        <w:br/>
+        <w:t xml:space="preserve">  //  ทั้งที่เอกสารระบุว่าคนละงวดต้องรันขนานกันได้ · ส่ง period = null ถ้าต้องการล็อกทั้ง job)</w:t>
+        <w:br/>
+        <w:t xml:space="preserve">  async runExclusive&lt;T&gt;(jobNo: string, period: string | null, fn: () =&gt; Promise&lt;T&gt;): Promise&lt;T | { status: 'SKIPPED_LOCKED' }&gt; {</w:t>
         <w:br/>
         <w:t xml:space="preserve">    // TODO: ต้องใช้ QueryRunner (connection เดียวบน master) — dataSource.query() ของโปรเจกต์นี้</w:t>
         <w:br/>
@@ -12200,7 +12848,19 @@
         <w:br/>
         <w:t xml:space="preserve">    await runner.connect();</w:t>
         <w:br/>
-        <w:t xml:space="preserve">    const objectId = JOB_LOCK_KEYS[jobNo];</w:t>
+        <w:t xml:space="preserve">    // pg_try_advisory_lock(int4, int4) — objectId ต้องอยู่ในช่วง int4</w:t>
+        <w:br/>
+        <w:t xml:space="preserve">    //   ล็อกทั้ง job : objectId = JOB_LOCK_KEYS[jobNo]</w:t>
+        <w:br/>
+        <w:t xml:space="preserve">    //   ล็อกรายงวด  : ผสมงวดเข้าไปด้วย hashtext() แล้วบีบให้อยู่ในช่วงที่ปลอดภัย</w:t>
+        <w:br/>
+        <w:t xml:space="preserve">    const baseId = JOB_LOCK_KEYS[jobNo];</w:t>
+        <w:br/>
+        <w:t xml:space="preserve">    const objectId = period === null ? baseId</w:t>
+        <w:br/>
+        <w:t xml:space="preserve">      : (await runner.query('SELECT (hashtext($1) &amp; 2147483647) % 1000000 + $2 * 1000000 AS id',</w:t>
+        <w:br/>
+        <w:t xml:space="preserve">                            [period, baseId]))[0].id;</w:t>
         <w:br/>
         <w:t xml:space="preserve">    try {</w:t>
         <w:br/>
@@ -12216,7 +12876,7 @@
         <w:br/>
         <w:t xml:space="preserve">        // TODO: รอบนี้ข้ามไปเฉย ๆ ไม่ถือเป็น error และไม่ต้องส่งอีเมล</w:t>
         <w:br/>
-        <w:t xml:space="preserve">        this.logger.warn(JSON.stringify({ event: 'job.skipped.locked', jobNo }));</w:t>
+        <w:t xml:space="preserve">        this.logger.warn(JSON.stringify({ event: 'job.skipped.locked', jobNo, period }));</w:t>
         <w:br/>
         <w:t xml:space="preserve">        return { status: 'SKIPPED_LOCKED' };</w:t>
         <w:br/>
@@ -12722,13 +13382,13 @@
         <w:br/>
         <w:t>INSERT INTO sgi_sales_transactions</w:t>
         <w:br/>
-        <w:t xml:space="preserve">  (sales_summary_id, txn_date, window_no, sales_amount, source_checksum, is_outlier, sales_diff)</w:t>
-        <w:br/>
-        <w:t>VALUES ($1 /* sales_summary_id */, $2 /* txn_date */, $3 /* window_no */, $4 /* sales_amount */, $5 /* source_checksum */, $6 /* is_outlier */, $7 /* sales_diff */)</w:t>
+        <w:t xml:space="preserve">  (sales_summary_id, txn_date, window_no, seq, sales_amount, source_checksum, is_outlier, sales_diff)</w:t>
+        <w:br/>
+        <w:t>VALUES ($1 /* sales_summary_id */, $2 /* txn_date */, $3 /* window_no */, $4 /* seq */, $5 /* sales_amount */, $6 /* source_checksum */, $7 /* is_outlier */, $8 /* sales_diff */)</w:t>
         <w:br/>
         <w:t>ON CONFLICT (sales_summary_id, txn_date, window_no)   -- unique key จริงตาม DDL ของ sgi_sales_transactions (ห้ามเดา)</w:t>
         <w:br/>
-        <w:t>DO UPDATE SET sales_amount = EXCLUDED.sales_amount, source_checksum = EXCLUDED.source_checksum, is_outlier = EXCLUDED.is_outlier, sales_diff = EXCLUDED.sales_diff,</w:t>
+        <w:t>DO UPDATE SET seq = EXCLUDED.seq, sales_amount = EXCLUDED.sales_amount, source_checksum = EXCLUDED.source_checksum, is_outlier = EXCLUDED.is_outlier, sales_diff = EXCLUDED.sales_diff,</w:t>
         <w:br/>
         <w:t xml:space="preserve">       updated_at = NOW();</w:t>
         <w:br/>
@@ -12752,7 +13412,7 @@
         <w:br/>
         <w:t xml:space="preserve">       updated_at = NOW(), updated_by = 'JOB5'</w:t>
         <w:br/>
-        <w:t xml:space="preserve"> WHERE /* id ที่ล็อกไว้จาก SELECT ... FOR UPDATE ข้างบน */ id = ANY($1);</w:t>
+        <w:t xml:space="preserve"> WHERE /* คีย์ที่ล็อกไว้จาก SELECT ... FOR UPDATE ข้างบน */ id = ANY($1);</w:t>
         <w:br/>
         <w:br/>
         <w:t>-- [W] sgi_interface_transactions : tracking: data_name=IMPACT_STORE_SALES · direction=IN · status=COMPLETED (ขารับกลับของรอบที่ Job 4 ส่งออก) · typed FK = sales_summary_id</w:t>
@@ -12979,13 +13639,34 @@
         <w:keepLines/>
       </w:pPr>
       <w:r>
-        <w:t xml:space="preserve">สั่งรันนอกรอบผ่าน CLI/runbook เท่านั้น (ไม่มีหน้าจอและไม่มี Job Admin API): </w:t>
+        <w:t xml:space="preserve">สั่งรันนอกรอบผ่าน CLI/runbook เท่านั้น (ไม่มีหน้าจอและไม่มี Job Admin API) — local: </w:t>
       </w:r>
       <w:r>
         <w:rPr>
           <w:rFonts w:ascii="Courier New" w:hAnsi="Courier New" w:eastAsia="Courier New" w:cs="Tahoma"/>
         </w:rPr>
-        <w:t>node dist/batch/cli.js --job=5 --period=&lt;YYYYMM&gt;</w:t>
+        <w:t>JOB_NAME=sgi-import-impact-sale-from-ias INPUT='{"year":2026,"month":6}' npm run start</w:t>
+      </w:r>
+      <w:r>
+        <w:t xml:space="preserve"> · AWS Batch: </w:t>
+      </w:r>
+      <w:r>
+        <w:rPr>
+          <w:rFonts w:ascii="Courier New" w:hAnsi="Courier New" w:eastAsia="Courier New" w:cs="Tahoma"/>
+        </w:rPr>
+        <w:t>node dist/main.js '{"year":2026,"month":6}' sgi-import-impact-sale-from-ias</w:t>
+      </w:r>
+      <w:r>
+        <w:t xml:space="preserve"> (quote เดี่ยวครอบ JSON เสมอ) · ตรวจผลด้วย </w:t>
+      </w:r>
+      <w:r>
+        <w:rPr>
+          <w:rFonts w:ascii="Courier New" w:hAnsi="Courier New" w:eastAsia="Courier New" w:cs="Tahoma"/>
+        </w:rPr>
+        <w:t>echo $?</w:t>
+      </w:r>
+      <w:r>
+        <w:t xml:space="preserve"> ต้องเป็น 0 เมื่อสำเร็จ</w:t>
       </w:r>
     </w:p>
     <w:p>
@@ -13209,7 +13890,7 @@
                 <w:rFonts w:ascii="Arial" w:hAnsi="Arial" w:eastAsia="Arial" w:cs="Tahoma"/>
                 <w:sz w:val="18"/>
               </w:rPr>
-              <w:t>ดาวน์โหลดไฟล์จาก S3 URI ที่ได้รับใน INPUT (store-consumer ส่งแค่ที่อยู่ · มติ 2026-09-08) แล้วอ่าน WINDOWS-874 จัดกลุ่มตามร้าน + วันเปิดร้านใหม่</w:t>
+              <w:t>consume ข้อความจากคิว → ได้ S3 URI → ดาวน์โหลดไฟล์เอง แล้วอ่าน WINDOWS-874 จัดกลุ่มตามร้าน + วันเปิดร้านใหม่ (job bind คิวเอง (มติ 2026-09-12) · ข้อความบอกแค่ที่อยู่ไฟล์)</w:t>
             </w:r>
           </w:p>
         </w:tc>

--- a/LLDD/word/Jobs/LLDD-BE-Job-5-ImportImpactSaleFromIAS.docx
+++ b/LLDD/word/Jobs/LLDD-BE-Job-5-ImportImpactSaleFromIAS.docx
@@ -7775,7 +7775,7 @@
                 <w:rFonts w:ascii="Arial" w:hAnsi="Arial" w:eastAsia="Arial" w:cs="Tahoma"/>
                 <w:sz w:val="18"/>
               </w:rPr>
-              <w:t xml:space="preserve">WINDOWS-874 (วันที่ในไฟล์เป็น </w:t>
+              <w:t xml:space="preserve">ประกาศเป็น WINDOWS-874 แต่ไฟล์จริง </w:t>
             </w:r>
             <w:r>
               <w:rPr>
@@ -7783,14 +7783,51 @@
                 <w:b/>
                 <w:sz w:val="18"/>
               </w:rPr>
-              <w:t>พ.ศ.</w:t>
-            </w:r>
-            <w:r>
-              <w:rPr>
-                <w:rFonts w:ascii="Arial" w:hAnsi="Arial" w:eastAsia="Arial" w:cs="Tahoma"/>
-                <w:sz w:val="18"/>
-              </w:rPr>
-              <w:t>)</w:t>
+              <w:t>เป็น ASCII ล้วน ไม่มีไบต์ภาษาไทยเลย</w:t>
+            </w:r>
+            <w:r>
+              <w:rPr>
+                <w:rFonts w:ascii="Arial" w:hAnsi="Arial" w:eastAsia="Arial" w:cs="Tahoma"/>
+                <w:sz w:val="18"/>
+              </w:rPr>
+              <w:t xml:space="preserve"> · วันที่ในไฟล์เป็น </w:t>
+            </w:r>
+            <w:r>
+              <w:rPr>
+                <w:rFonts w:ascii="Arial" w:hAnsi="Arial" w:eastAsia="Arial" w:cs="Tahoma"/>
+                <w:b/>
+                <w:sz w:val="18"/>
+              </w:rPr>
+              <w:t>ค.ศ.</w:t>
+            </w:r>
+            <w:r>
+              <w:rPr>
+                <w:rFonts w:ascii="Arial" w:hAnsi="Arial" w:eastAsia="Arial" w:cs="Tahoma"/>
+                <w:sz w:val="18"/>
+              </w:rPr>
+              <w:t xml:space="preserve"> (</w:t>
+            </w:r>
+            <w:r>
+              <w:rPr>
+                <w:rFonts w:ascii="Courier New" w:hAnsi="Courier New" w:eastAsia="Courier New" w:cs="Tahoma"/>
+                <w:sz w:val="18"/>
+              </w:rPr>
+              <w:t>20260824</w:t>
+            </w:r>
+            <w:r>
+              <w:rPr>
+                <w:rFonts w:ascii="Arial" w:hAnsi="Arial" w:eastAsia="Arial" w:cs="Tahoma"/>
+                <w:sz w:val="18"/>
+              </w:rPr>
+              <w:t xml:space="preserve">) </w:t>
+            </w:r>
+            <w:r>
+              <w:rPr>
+                <w:rFonts w:ascii="Arial" w:hAnsi="Arial" w:eastAsia="Arial" w:cs="Tahoma"/>
+                <w:b/>
+                <w:sz w:val="18"/>
+              </w:rPr>
+              <w:t>ไม่ใช่ พ.ศ.</w:t>
             </w:r>
           </w:p>
         </w:tc>
@@ -7815,7 +7852,42 @@
                 <w:rFonts w:ascii="Arial" w:hAnsi="Arial" w:eastAsia="Arial" w:cs="Tahoma"/>
                 <w:sz w:val="18"/>
               </w:rPr>
-              <w:t>แปลงเป็น ค.ศ. ตอนอ่าน ห้ามให้ พ.ศ. หลุดเข้า DB/API</w:t>
+              <w:t xml:space="preserve">🔴 แก้ 2026-09-16 จากไฟล์ตัวอย่างจริง </w:t>
+            </w:r>
+            <w:r>
+              <w:rPr>
+                <w:rFonts w:ascii="Courier New" w:hAnsi="Courier New" w:eastAsia="Courier New" w:cs="Tahoma"/>
+                <w:sz w:val="18"/>
+              </w:rPr>
+              <w:t>docs/file_IAS_STA/</w:t>
+            </w:r>
+            <w:r>
+              <w:rPr>
+                <w:rFonts w:ascii="Arial" w:hAnsi="Arial" w:eastAsia="Arial" w:cs="Tahoma"/>
+                <w:sz w:val="18"/>
+              </w:rPr>
+              <w:t xml:space="preserve"> — เอกสารเดิมเขียนว่าเป็น พ.ศ. ซึ่งผิด · ที่เป็น พ.ศ. + windows-874 จริงคือ </w:t>
+            </w:r>
+            <w:r>
+              <w:rPr>
+                <w:rFonts w:ascii="Courier New" w:hAnsi="Courier New" w:eastAsia="Courier New" w:cs="Tahoma"/>
+                <w:sz w:val="18"/>
+              </w:rPr>
+              <w:t>FRBC0001</w:t>
+            </w:r>
+            <w:r>
+              <w:rPr>
+                <w:rFonts w:ascii="Arial" w:hAnsi="Arial" w:eastAsia="Arial" w:cs="Tahoma"/>
+                <w:sz w:val="18"/>
+              </w:rPr>
+              <w:t xml:space="preserve"> ของ STA (Job 6) เท่านั้น · รายละเอียด </w:t>
+            </w:r>
+            <w:r>
+              <w:rPr>
+                <w:rFonts w:ascii="Courier New" w:hAnsi="Courier New" w:eastAsia="Courier New" w:cs="Tahoma"/>
+                <w:sz w:val="18"/>
+              </w:rPr>
+              <w:t>IAS STA interface files</w:t>
             </w:r>
           </w:p>
         </w:tc>

--- a/LLDD/word/Jobs/LLDD-BE-Job-5-ImportImpactSaleFromIAS.docx
+++ b/LLDD/word/Jobs/LLDD-BE-Job-5-ImportImpactSaleFromIAS.docx
@@ -4557,7 +4557,7 @@
                 <w:rFonts w:ascii="Arial" w:hAnsi="Arial" w:eastAsia="Arial" w:cs="Tahoma"/>
                 <w:sz w:val="18"/>
               </w:rPr>
-              <w:t>ย้ายอ็อบเจกต์ไป interface/backup-out/AMS/ (ถ้า SGI_JOB5_MOVE_TO_BACKUP = true) (🔴 แก้ path 2026-09-30 · สวิตช์ env ตั้งต้น true (พฤติกรรมเดิม) · ยังต้องผ่าน canArchiveFile() ก่อนเสมอ)</w:t>
+              <w:t>ย้ายอ็อบเจกต์ไป interface/backup-out/AMS/ (ย้ายเสมอเมื่อนำเข้าสำเร็จ (มติ 2026-10-15 · ไม่มีสวิตช์ env) · ยังต้องผ่าน canArchiveFile() ก่อนเสมอ)</w:t>
             </w:r>
           </w:p>
         </w:tc>
@@ -5184,51 +5184,7 @@
                 <w:rFonts w:ascii="Arial" w:hAnsi="Arial" w:eastAsia="Arial" w:cs="Tahoma"/>
                 <w:sz w:val="18"/>
               </w:rPr>
-              <w:t xml:space="preserve"> ไม่ใช่ก่อน commit · 🔴 เพิ่มสวิตช์ </w:t>
-            </w:r>
-            <w:r>
-              <w:rPr>
-                <w:rFonts w:ascii="Courier New" w:hAnsi="Courier New" w:eastAsia="Courier New" w:cs="Tahoma"/>
-                <w:sz w:val="18"/>
-              </w:rPr>
-              <w:t>SGI_JOB5_MOVE_TO_BACKUP</w:t>
-            </w:r>
-            <w:r>
-              <w:rPr>
-                <w:rFonts w:ascii="Arial" w:hAnsi="Arial" w:eastAsia="Arial" w:cs="Tahoma"/>
-                <w:sz w:val="18"/>
-              </w:rPr>
-              <w:t xml:space="preserve"> (ตั้งต้น </w:t>
-            </w:r>
-            <w:r>
-              <w:rPr>
-                <w:rFonts w:ascii="Arial" w:hAnsi="Arial" w:eastAsia="Arial" w:cs="Tahoma"/>
-                <w:b/>
-                <w:sz w:val="18"/>
-              </w:rPr>
-              <w:t>true</w:t>
-            </w:r>
-            <w:r>
-              <w:rPr>
-                <w:rFonts w:ascii="Arial" w:hAnsi="Arial" w:eastAsia="Arial" w:cs="Tahoma"/>
-                <w:sz w:val="18"/>
-              </w:rPr>
-              <w:t xml:space="preserve"> = พฤติกรรมเดิม) ปิดได้เมื่อต้องทดสอบไฟล์เดิมซ้ำ · สวิตช์นี้ </w:t>
-            </w:r>
-            <w:r>
-              <w:rPr>
-                <w:rFonts w:ascii="Arial" w:hAnsi="Arial" w:eastAsia="Arial" w:cs="Tahoma"/>
-                <w:b/>
-                <w:sz w:val="18"/>
-              </w:rPr>
-              <w:t>ไม่ยกเลิก</w:t>
-            </w:r>
-            <w:r>
-              <w:rPr>
-                <w:rFonts w:ascii="Arial" w:hAnsi="Arial" w:eastAsia="Arial" w:cs="Tahoma"/>
-                <w:sz w:val="18"/>
-              </w:rPr>
-              <w:t xml:space="preserve"> </w:t>
+              <w:t xml:space="preserve"> ไม่ใช่ก่อน commit · ย้ายเสมอเมื่อนำเข้าสำเร็จ (มติ 2026-10-15 · ไม่มีสวิตช์ env) โดยต้องผ่าน </w:t>
             </w:r>
             <w:r>
               <w:rPr>
@@ -7701,7 +7657,7 @@
                 <w:rFonts w:ascii="Arial" w:hAnsi="Arial" w:eastAsia="Arial" w:cs="Tahoma"/>
                 <w:sz w:val="18"/>
               </w:rPr>
-              <w:t>SGI_JOB5_MOVE_TO_BACKUP (ตั้งต้น true)</w:t>
+              <w:t>ย้ายเสมอ (ไม่มีสวิตช์ env · มติ 2026-10-15)</w:t>
             </w:r>
           </w:p>
         </w:tc>
@@ -7751,7 +7707,7 @@
                 <w:rFonts w:ascii="Arial" w:hAnsi="Arial" w:eastAsia="Arial" w:cs="Tahoma"/>
                 <w:sz w:val="18"/>
               </w:rPr>
-              <w:t>🔴 เพิ่ม 2026-09-30 · ปิดได้เมื่อต้องอ่านไฟล์เดิมซ้ำ · ปลายทาง interface/backup-out/AMS/ · ไม่ยกเลิก canArchiveFile() ที่ตัดสินว่าผลการนำเข้าสะอาดพอจะย้ายได้ไหม</w:t>
+              <w:t>ปลายทาง interface/backup-out/AMS/ · ไม่ยกเลิก canArchiveFile() ที่ตัดสินว่าผลการนำเข้าสะอาดพอจะย้ายได้ไหม</w:t>
             </w:r>
           </w:p>
         </w:tc>
